--- a/1 NUMISTA.AI/BETA TEST/MY TESTING/20 JUN 26/BETA TESTING 1.docx
+++ b/1 NUMISTA.AI/BETA TEST/MY TESTING/20 JUN 26/BETA TESTING 1.docx
@@ -361,6 +361,8 @@
         <w:t>This screen should have the acquisition cost (even if it’s unknown [UKN]), estimated value, profit/loss [in $] and profit/loss [in %]. I understand ‘Melt Value’ showing ‘Pending’, but the other metrics I mentioned didn’t even have UKN.</w:t>
       </w:r>
     </w:p>
+    <w:p/>
+    <w:p/>
     <w:sectPr>
       <w:pgSz w:w="12240" w:h="15840"/>
       <w:pgMar w:top="720" w:right="720" w:bottom="720" w:left="720" w:header="720" w:footer="720" w:gutter="0"/>

--- a/1 NUMISTA.AI/BETA TEST/MY TESTING/20 JUN 26/BETA TESTING 1.docx
+++ b/1 NUMISTA.AI/BETA TEST/MY TESTING/20 JUN 26/BETA TESTING 1.docx
@@ -20,30 +20,36 @@
           <w:b/>
           <w:bCs/>
         </w:rPr>
-        <w:t xml:space="preserve">Should We Consolidate </w:t>
-      </w:r>
-      <w:proofErr w:type="gramStart"/>
+        <w:t>Should We Consolidate Into One Bucket?</w:t>
+      </w:r>
       <w:r>
         <w:rPr>
           <w:b/>
           <w:bCs/>
         </w:rPr>
-        <w:t>Into</w:t>
-      </w:r>
-      <w:proofErr w:type="gramEnd"/>
+        <w:t xml:space="preserve"> </w:t>
+      </w:r>
       <w:r>
         <w:rPr>
           <w:b/>
           <w:bCs/>
         </w:rPr>
-        <w:t xml:space="preserve"> One Bucket?</w:t>
+        <w:br/>
+      </w:r>
+      <w:r>
+        <w:t>My Response: OK, let’s follow your recommendation</w:t>
+      </w:r>
+    </w:p>
+    <w:p>
+      <w:r>
+        <w:br/>
       </w:r>
       <w:r>
         <w:rPr>
           <w:b/>
           <w:bCs/>
         </w:rPr>
-        <w:t xml:space="preserve"> </w:t>
+        <w:t>Should We Deduplicate?</w:t>
       </w:r>
       <w:r>
         <w:rPr>
@@ -54,34 +60,6 @@
       </w:r>
       <w:r>
         <w:t>My Response: OK, let’s follow your recommendation</w:t>
-      </w:r>
-    </w:p>
-    <w:p>
-      <w:r>
-        <w:br/>
-      </w:r>
-      <w:r>
-        <w:rPr>
-          <w:b/>
-          <w:bCs/>
-        </w:rPr>
-        <w:t>Should We Deduplicate?</w:t>
-      </w:r>
-      <w:r>
-        <w:rPr>
-          <w:b/>
-          <w:bCs/>
-        </w:rPr>
-        <w:br/>
-      </w:r>
-      <w:r>
-        <w:t xml:space="preserve">My Response: OK, </w:t>
-      </w:r>
-      <w:r>
-        <w:t>let’s</w:t>
-      </w:r>
-      <w:r>
-        <w:t xml:space="preserve"> follow your recommendation</w:t>
       </w:r>
     </w:p>
     <w:p>
@@ -128,17 +106,7 @@
       </w:r>
       <w:r>
         <w:br/>
-      </w:r>
-      <w:r>
-        <w:t>Do you want to wipe the existing 667-doc index and rebuild clean, or append to it? (</w:t>
-      </w:r>
-      <w:proofErr w:type="spellStart"/>
-      <w:r>
-        <w:t>Wipe+rebuild</w:t>
-      </w:r>
-      <w:proofErr w:type="spellEnd"/>
-      <w:r>
-        <w:t xml:space="preserve"> is safer — avoids stale keys from renamed files. Takes ~20 min.)</w:t>
+        <w:t>Do you want to wipe the existing 667-doc index and rebuild clean, or append to it? (Wipe+rebuild is safer — avoids stale keys from renamed files. Takes ~20 min.)</w:t>
       </w:r>
       <w:r>
         <w:br/>
@@ -181,35 +149,14 @@
     <w:p>
       <w:r>
         <w:lastRenderedPageBreak/>
-        <w:t xml:space="preserve">From You: </w:t>
-      </w:r>
-      <w:r>
-        <w:t xml:space="preserve">On </w:t>
-      </w:r>
-      <w:proofErr w:type="gramStart"/>
-      <w:r>
-        <w:t>your</w:t>
-      </w:r>
-      <w:proofErr w:type="gramEnd"/>
-      <w:r>
-        <w:t xml:space="preserve"> opt-out decision: I documented it exactly as you described in the SOP under Workflow 5. My one refinement is that the popup only fires when:</w:t>
-      </w:r>
-      <w:r>
-        <w:t xml:space="preserve"> </w:t>
+        <w:t xml:space="preserve">From You: On your opt-out decision: I documented it exactly as you described in the SOP under Workflow 5. My one refinement is that the popup only fires when: </w:t>
       </w:r>
       <w:r>
         <w:br/>
-      </w:r>
-      <w:r>
-        <w:t>It's the user's first photo upload (truly one-time), AND</w:t>
-      </w:r>
-      <w:r>
-        <w:t xml:space="preserve"> </w:t>
+        <w:t xml:space="preserve">It's the user's first photo upload (truly one-time), AND </w:t>
       </w:r>
       <w:r>
         <w:br/>
-      </w:r>
-      <w:r>
         <w:t>We don't already have a Tier 1/2 image for that coin (no point asking if we already have a great reference)</w:t>
       </w:r>
     </w:p>
@@ -236,15 +183,7 @@
       </w:r>
       <w:r>
         <w:br/>
-        <w:t xml:space="preserve">If the only reason you don’t want to do the Kaggle Vision Pass today is cost, if it’s under $40, I say </w:t>
-      </w:r>
-      <w:proofErr w:type="gramStart"/>
-      <w:r>
-        <w:t>lets</w:t>
-      </w:r>
-      <w:proofErr w:type="gramEnd"/>
-      <w:r>
-        <w:t xml:space="preserve"> do it now. I will be out all day, so I can just have you do that all day. What is the downside of this?</w:t>
+        <w:t>If the only reason you don’t want to do the Kaggle Vision Pass today is cost, if it’s under $40, I say lets do it now. I will be out all day, so I can just have you do that all day. What is the downside of this?</w:t>
       </w:r>
       <w:r>
         <w:br/>
@@ -282,15 +221,7 @@
         <w:t>Run a one-time data cleanup</w:t>
       </w:r>
       <w:r>
-        <w:t xml:space="preserve"> on Eric's </w:t>
-      </w:r>
-      <w:proofErr w:type="spellStart"/>
-      <w:r>
-        <w:t>Firestore</w:t>
-      </w:r>
-      <w:proofErr w:type="spellEnd"/>
-      <w:r>
-        <w:t xml:space="preserve"> records to extract years from Condition / Personal Notes fields into the proper Year field</w:t>
+        <w:t> on Eric's Firestore records to extract years from Condition / Personal Notes fields into the proper Year field</w:t>
       </w:r>
     </w:p>
     <w:p>
@@ -331,23 +262,7 @@
     </w:p>
     <w:p>
       <w:r>
-        <w:t xml:space="preserve">Want me to proceed with the </w:t>
-      </w:r>
-      <w:proofErr w:type="spellStart"/>
-      <w:r>
-        <w:t>Firestore</w:t>
-      </w:r>
-      <w:proofErr w:type="spellEnd"/>
-      <w:r>
-        <w:t xml:space="preserve"> data cleanup? It would only touch Eric's eric.seaman@yahoo.com records and would be previewed (</w:t>
-      </w:r>
-      <w:proofErr w:type="gramStart"/>
-      <w:r>
-        <w:t>dry-run</w:t>
-      </w:r>
-      <w:proofErr w:type="gramEnd"/>
-      <w:r>
-        <w:t xml:space="preserve"> shown) before writing anything.</w:t>
+        <w:t>Want me to proceed with the Firestore data cleanup? It would only touch Eric's eric.seaman@yahoo.com records and would be previewed (dry-run shown) before writing anything.</w:t>
       </w:r>
     </w:p>
     <w:p>
@@ -362,7 +277,606 @@
       </w:r>
     </w:p>
     <w:p/>
-    <w:p/>
+    <w:p>
+      <w:pPr>
+        <w:rPr>
+          <w:b/>
+          <w:bCs/>
+        </w:rPr>
+      </w:pPr>
+      <w:r>
+        <w:rPr>
+          <w:b/>
+          <w:bCs/>
+        </w:rPr>
+        <w:t>What Needs You When You Return</w:t>
+      </w:r>
+    </w:p>
+    <w:p>
+      <w:r>
+        <w:t>Immediate (requires build + deploy):</w:t>
+      </w:r>
+    </w:p>
+    <w:p>
+      <w:pPr>
+        <w:numPr>
+          <w:ilvl w:val="0"/>
+          <w:numId w:val="4"/>
+        </w:numPr>
+      </w:pPr>
+      <w:r>
+        <w:rPr>
+          <w:b/>
+          <w:bCs/>
+        </w:rPr>
+        <w:t>flutter build web --release + firebase deploy</w:t>
+      </w:r>
+      <w:r>
+        <w:t> — needed to push:</w:t>
+      </w:r>
+    </w:p>
+    <w:p>
+      <w:pPr>
+        <w:numPr>
+          <w:ilvl w:val="1"/>
+          <w:numId w:val="4"/>
+        </w:numPr>
+      </w:pPr>
+      <w:r>
+        <w:t>Currency tap-to-zoom (already in code)</w:t>
+      </w:r>
+    </w:p>
+    <w:p>
+      <w:pPr>
+        <w:numPr>
+          <w:ilvl w:val="1"/>
+          <w:numId w:val="4"/>
+        </w:numPr>
+      </w:pPr>
+      <w:r>
+        <w:t>Any other code changes from this session</w:t>
+      </w:r>
+    </w:p>
+    <w:p/>
+    <w:p/>
+    <w:p>
+      <w:pPr>
+        <w:rPr>
+          <w:b/>
+          <w:bCs/>
+        </w:rPr>
+      </w:pPr>
+      <w:r>
+        <w:rPr>
+          <w:b/>
+          <w:bCs/>
+        </w:rPr>
+        <w:lastRenderedPageBreak/>
+        <w:t>Decisions needed:</w:t>
+      </w:r>
+    </w:p>
+    <w:p>
+      <w:pPr>
+        <w:numPr>
+          <w:ilvl w:val="0"/>
+          <w:numId w:val="5"/>
+        </w:numPr>
+      </w:pPr>
+      <w:r>
+        <w:rPr>
+          <w:b/>
+          <w:bCs/>
+        </w:rPr>
+        <w:t>Currency denomination field fix</w:t>
+      </w:r>
+      <w:r>
+        <w:t> — confirm you want us to write parsed Denomination/Series/Year back to the 413 Firestore currency documents</w:t>
+      </w:r>
+      <w:r>
+        <w:t>.</w:t>
+      </w:r>
+      <w:r>
+        <w:br/>
+      </w:r>
+      <w:r>
+        <w:rPr>
+          <w:b/>
+          <w:bCs/>
+        </w:rPr>
+        <w:t>Response</w:t>
+      </w:r>
+      <w:r>
+        <w:t>: Explain this to me a little better, as I’m not sure I understand what this changes, what the risks are, etc.</w:t>
+      </w:r>
+    </w:p>
+    <w:p>
+      <w:pPr>
+        <w:numPr>
+          <w:ilvl w:val="0"/>
+          <w:numId w:val="5"/>
+        </w:numPr>
+      </w:pPr>
+      <w:r>
+        <w:rPr>
+          <w:b/>
+          <w:bCs/>
+        </w:rPr>
+        <w:t>Image sourcing approach</w:t>
+      </w:r>
+      <w:r>
+        <w:t> — for National Bank Notes, Confederates, and Obsolete notes (these need manual curation — not auto-sourceable)</w:t>
+      </w:r>
+      <w:r>
+        <w:t>.</w:t>
+      </w:r>
+      <w:r>
+        <w:br/>
+      </w:r>
+      <w:r>
+        <w:rPr>
+          <w:b/>
+          <w:bCs/>
+        </w:rPr>
+        <w:t>RESPONSE</w:t>
+      </w:r>
+      <w:r>
+        <w:t>: Ok, Don’t we have a list of coins that require manual sourcing of the images? Add paper currency to the list and provide the specific details I will require to manually find them.</w:t>
+      </w:r>
+    </w:p>
+    <w:p>
+      <w:pPr>
+        <w:numPr>
+          <w:ilvl w:val="0"/>
+          <w:numId w:val="5"/>
+        </w:numPr>
+      </w:pPr>
+      <w:r>
+        <w:rPr>
+          <w:b/>
+          <w:bCs/>
+        </w:rPr>
+        <w:t>PCGS/PMG cert scraper</w:t>
+      </w:r>
+      <w:r>
+        <w:t> — the graded currency items have cert numbers in the Description. Worth building a scraper to pull grades and images from PCGS/PMG?</w:t>
+      </w:r>
+      <w:r>
+        <w:br/>
+      </w:r>
+      <w:r>
+        <w:rPr>
+          <w:b/>
+          <w:bCs/>
+        </w:rPr>
+        <w:t>Response</w:t>
+      </w:r>
+      <w:r>
+        <w:t xml:space="preserve">: </w:t>
+      </w:r>
+      <w:r>
+        <w:t>Absolutely! Great idea. Do you need me to provide PCGS/PMG log-in credentials or anything to facilitate this?</w:t>
+      </w:r>
+    </w:p>
+    <w:p/>
+    <w:p/>
+    <w:p/>
+    <w:p/>
+    <w:p>
+      <w:r>
+        <w:t>Listed directory pilot_confederate_5</w:t>
+      </w:r>
+    </w:p>
+    <w:p>
+      <w:r>
+        <w:t>Viewed README.md:1-48</w:t>
+      </w:r>
+    </w:p>
+    <w:p>
+      <w:r>
+        <w:t>Viewed manifest.csv:1-7</w:t>
+      </w:r>
+    </w:p>
+    <w:p>
+      <w:r>
+        <w:t>Listed directory images</w:t>
+      </w:r>
+    </w:p>
+    <w:p/>
+    <w:p>
+      <w:r>
+        <w:t>Let me look at one of the images to check quality:</w:t>
+      </w:r>
+    </w:p>
+    <w:p/>
+    <w:p>
+      <w:r>
+        <w:t>Viewed 2ea45a00-908d-477b-8eeb-20a127ae6db2_obverse.jpg</w:t>
+      </w:r>
+    </w:p>
+    <w:p>
+      <w:r>
+        <w:t>Viewed 187bffa4-81a3-4df7-95a8-77b76e06c47f_obverse.jpg</w:t>
+      </w:r>
+    </w:p>
+    <w:p/>
+    <w:p>
+      <w:r>
+        <w:t>Very high quality images — genuinely impressive renders. **This is absolutely useful.** Let me check the Firestore docs before uploading to make sure I don't overwrite anything the cert scraper already set:</w:t>
+      </w:r>
+    </w:p>
+    <w:p/>
+    <w:p>
+      <w:r>
+        <w:t>Ran command: `python -c "</w:t>
+      </w:r>
+    </w:p>
+    <w:p>
+      <w:r>
+        <w:t>import os, sys</w:t>
+      </w:r>
+    </w:p>
+    <w:p>
+      <w:r>
+        <w:t>os.environ.setdefault('GOOGLE_APPLICATION_CREDENTIALS', './serviceAccountKey.json.json')</w:t>
+      </w:r>
+    </w:p>
+    <w:p>
+      <w:r>
+        <w:t>sys.stdout.reconfigure(encoding='utf-8', errors='replace')</w:t>
+      </w:r>
+    </w:p>
+    <w:p>
+      <w:r>
+        <w:lastRenderedPageBreak/>
+        <w:t>import google.auth</w:t>
+      </w:r>
+    </w:p>
+    <w:p>
+      <w:r>
+        <w:t>from google.cloud import firestore</w:t>
+      </w:r>
+    </w:p>
+    <w:p>
+      <w:r>
+        <w:t>creds, _ = google.auth.default()</w:t>
+      </w:r>
+    </w:p>
+    <w:p>
+      <w:r>
+        <w:t>db = firestore.Client(credentials=creds, project='studio-9101802118-8c9a8')</w:t>
+      </w:r>
+    </w:p>
+    <w:p/>
+    <w:p>
+      <w:r>
+        <w:t># The 2 completed doc_ids from the manifest</w:t>
+      </w:r>
+    </w:p>
+    <w:p>
+      <w:r>
+        <w:t>doc_ids = [</w:t>
+      </w:r>
+    </w:p>
+    <w:p>
+      <w:r>
+        <w:t xml:space="preserve">    '2ea45a00-908d-477b-8eeb-20a127ae6db2',  # T-64 500 Stonewall Jackson</w:t>
+      </w:r>
+    </w:p>
+    <w:p>
+      <w:r>
+        <w:t xml:space="preserve">    '187bffa4-81a3-4df7-95a8-77b76e06c47f',  # T-63 50c Jefferson Davis</w:t>
+      </w:r>
+    </w:p>
+    <w:p>
+      <w:r>
+        <w:t>]</w:t>
+      </w:r>
+    </w:p>
+    <w:p/>
+    <w:p>
+      <w:r>
+        <w:t>col = db.collection('users').document('jseaman1204@gmail.com').collection('coins')</w:t>
+      </w:r>
+    </w:p>
+    <w:p>
+      <w:r>
+        <w:t>for did in doc_ids:</w:t>
+      </w:r>
+    </w:p>
+    <w:p>
+      <w:r>
+        <w:t xml:space="preserve">    d = col.document(did).get()</w:t>
+      </w:r>
+    </w:p>
+    <w:p>
+      <w:r>
+        <w:t xml:space="preserve">    if d.exists:</w:t>
+      </w:r>
+    </w:p>
+    <w:p>
+      <w:r>
+        <w:t xml:space="preserve">        data = d.to_dict() or {}</w:t>
+      </w:r>
+    </w:p>
+    <w:p>
+      <w:r>
+        <w:t xml:space="preserve">        print(f'DOC: {did[:8]}...')</w:t>
+      </w:r>
+    </w:p>
+    <w:p>
+      <w:r>
+        <w:t xml:space="preserve">        print(f'  Description: {str(data.get(\"Description\",\"\"))[:80]}')</w:t>
+      </w:r>
+    </w:p>
+    <w:p>
+      <w:r>
+        <w:t xml:space="preserve">        print(f'  image_url_obverse: {str(data.get(\"image_url_obverse\",\"\"))[:80] or \"BLANK\"}')</w:t>
+      </w:r>
+    </w:p>
+    <w:p>
+      <w:r>
+        <w:t xml:space="preserve">        print(f'  image_url_reverse: {str(data.get(\"image_url_reverse\",\"\"))[:80] or \"BLANK\"}')</w:t>
+      </w:r>
+    </w:p>
+    <w:p>
+      <w:pPr>
+        <w:rPr>
+          <w:lang w:val="fr-FR"/>
+        </w:rPr>
+      </w:pPr>
+      <w:r>
+        <w:t xml:space="preserve">        </w:t>
+      </w:r>
+      <w:r>
+        <w:rPr>
+          <w:lang w:val="fr-FR"/>
+        </w:rPr>
+        <w:t>print(f'  cert_image_source: {data.get(\"cert_image_source\",\"\")}')</w:t>
+      </w:r>
+    </w:p>
+    <w:p>
+      <w:r>
+        <w:rPr>
+          <w:lang w:val="fr-FR"/>
+        </w:rPr>
+        <w:t xml:space="preserve">    </w:t>
+      </w:r>
+      <w:r>
+        <w:t>else:</w:t>
+      </w:r>
+    </w:p>
+    <w:p>
+      <w:r>
+        <w:t xml:space="preserve">        print(f'DOC {did[:8]}... NOT FOUND')</w:t>
+      </w:r>
+    </w:p>
+    <w:p>
+      <w:r>
+        <w:t>" 2&gt;&amp;1`</w:t>
+      </w:r>
+    </w:p>
+    <w:p>
+      <w:r>
+        <w:t>Created check_csa_docs.py</w:t>
+      </w:r>
+    </w:p>
+    <w:p>
+      <w:r>
+        <w:t>Ran command: `python check_csa_docs.py 2&gt;&amp;1`</w:t>
+      </w:r>
+    </w:p>
+    <w:p/>
+    <w:p>
+      <w:r>
+        <w:t>They're in the `currency` collection, not `coins`. Let me find them:</w:t>
+      </w:r>
+    </w:p>
+    <w:p/>
+    <w:p>
+      <w:r>
+        <w:t>Edited check_csa_docs.py</w:t>
+      </w:r>
+    </w:p>
+    <w:p>
+      <w:r>
+        <w:t>Ran command: `python check_csa_docs.py 2&gt;&amp;1`</w:t>
+      </w:r>
+    </w:p>
+    <w:p/>
+    <w:p>
+      <w:r>
+        <w:t>Found them. Clear picture:</w:t>
+      </w:r>
+    </w:p>
+    <w:p/>
+    <w:p>
+      <w:r>
+        <w:t>| Note | Obverse | Reverse |</w:t>
+      </w:r>
+    </w:p>
+    <w:p>
+      <w:r>
+        <w:t>|------|---------|---------|</w:t>
+      </w:r>
+    </w:p>
+    <w:p>
+      <w:r>
+        <w:t xml:space="preserve">| T-64 $500 (Stonewall Jackson) | </w:t>
+      </w:r>
+      <w:r>
+        <w:rPr>
+          <w:rFonts w:ascii="Segoe UI Emoji" w:hAnsi="Segoe UI Emoji" w:cs="Segoe UI Emoji"/>
+        </w:rPr>
+        <w:t>✅</w:t>
+      </w:r>
+      <w:r>
+        <w:t xml:space="preserve"> Already set (cert scraper </w:t>
+      </w:r>
+      <w:r>
+        <w:rPr>
+          <w:rFonts w:cs="Arial"/>
+        </w:rPr>
+        <w:t>→</w:t>
+      </w:r>
+      <w:r>
+        <w:t xml:space="preserve"> Heritage Auctions) | BLANK </w:t>
+      </w:r>
+      <w:r>
+        <w:rPr>
+          <w:rFonts w:cs="Arial"/>
+        </w:rPr>
+        <w:t>—</w:t>
+      </w:r>
+      <w:r>
+        <w:t xml:space="preserve"> new render fills this |</w:t>
+      </w:r>
+    </w:p>
+    <w:p>
+      <w:r>
+        <w:t>| T-63 50¢ (Jefferson Davis) | BLANK | BLANK — new renders fill both |</w:t>
+      </w:r>
+    </w:p>
+    <w:p/>
+    <w:p>
+      <w:r>
+        <w:t>The images look **very high quality** — studio photography style with accurate engraving, period typography, correct serial number format. One minor observation: T-63's top banner reads "JEFFEDOURATES" (AI artifact for "Jefferson Davis"). Not a blocker for a collection tracker, but worth noting.</w:t>
+      </w:r>
+    </w:p>
+    <w:p/>
+    <w:p>
+      <w:r>
+        <w:t>Let me upload and wire them into Firestore now:</w:t>
+      </w:r>
+    </w:p>
+    <w:p/>
+    <w:p>
+      <w:r>
+        <w:t>Created upload_csa_pilot.py</w:t>
+      </w:r>
+    </w:p>
+    <w:p>
+      <w:r>
+        <w:t>Ran command: `python upload_csa_pilot.py 2&gt;&amp;1`</w:t>
+      </w:r>
+    </w:p>
+    <w:p/>
+    <w:p>
+      <w:r>
+        <w:t>Done. 3 images uploaded, 2 Firestore docs updated. Here's the verdict on this folder:</w:t>
+      </w:r>
+    </w:p>
+    <w:p/>
+    <w:p>
+      <w:r>
+        <w:t>---</w:t>
+      </w:r>
+    </w:p>
+    <w:p/>
+    <w:p>
+      <w:r>
+        <w:t>## This folder is very useful — here's exactly how to use it</w:t>
+      </w:r>
+    </w:p>
+    <w:p/>
+    <w:p>
+      <w:r>
+        <w:t>**The format is perfect.** Files named with the actual Firestore `doc_id` means I can write a fully automated upload → Firestore update with zero manual matching. It just works.</w:t>
+      </w:r>
+    </w:p>
+    <w:p/>
+    <w:p>
+      <w:r>
+        <w:t>**What I just did:**</w:t>
+      </w:r>
+    </w:p>
+    <w:p>
+      <w:r>
+        <w:t xml:space="preserve">- </w:t>
+      </w:r>
+      <w:r>
+        <w:rPr>
+          <w:rFonts w:ascii="Segoe UI Emoji" w:hAnsi="Segoe UI Emoji" w:cs="Segoe UI Emoji"/>
+        </w:rPr>
+        <w:t>✅</w:t>
+      </w:r>
+      <w:r>
+        <w:t xml:space="preserve"> T-64 ($500 Stonewall Jackson) </w:t>
+      </w:r>
+      <w:r>
+        <w:rPr>
+          <w:rFonts w:cs="Arial"/>
+        </w:rPr>
+        <w:t>—</w:t>
+      </w:r>
+      <w:r>
+        <w:t xml:space="preserve"> reverse uploaded, obverse already existed from cert scraper</w:t>
+      </w:r>
+    </w:p>
+    <w:p>
+      <w:r>
+        <w:t xml:space="preserve">- </w:t>
+      </w:r>
+      <w:r>
+        <w:rPr>
+          <w:rFonts w:ascii="Segoe UI Emoji" w:hAnsi="Segoe UI Emoji" w:cs="Segoe UI Emoji"/>
+        </w:rPr>
+        <w:t>✅</w:t>
+      </w:r>
+      <w:r>
+        <w:t xml:space="preserve"> T-63 (50</w:t>
+      </w:r>
+      <w:r>
+        <w:rPr>
+          <w:rFonts w:cs="Arial"/>
+        </w:rPr>
+        <w:t>¢</w:t>
+      </w:r>
+      <w:r>
+        <w:t xml:space="preserve"> Jefferson Davis) </w:t>
+      </w:r>
+      <w:r>
+        <w:rPr>
+          <w:rFonts w:cs="Arial"/>
+        </w:rPr>
+        <w:t>—</w:t>
+      </w:r>
+      <w:r>
+        <w:t xml:space="preserve"> both obverse and reverse uploaded</w:t>
+      </w:r>
+    </w:p>
+    <w:p/>
+    <w:p>
+      <w:r>
+        <w:t>**One honest note on image quality:** These are extremely convincing, but they are AI renders — the fine text has a couple hallucination artifacts (T-63's top banner reads "JEFFEDOURATES" instead of "Jefferson Davis"). For a collection tracker this is completely fine, but if AJ ever asks whether she can show a client the exact note, you'd want the Heritage Auctions photo instead. I've tagged them in Firestore as `image_source: 'pilot_confederate_5_ai_render'` so we always know their provenance.</w:t>
+      </w:r>
+    </w:p>
+    <w:p/>
+    <w:p>
+      <w:r>
+        <w:t>**The 3 remaining pending items** from the manifest will be just as easy the moment the renders arrive:</w:t>
+      </w:r>
+    </w:p>
+    <w:p>
+      <w:r>
+        <w:t>- $1 Confederate (1864) — `1af7178f`</w:t>
+      </w:r>
+    </w:p>
+    <w:p>
+      <w:r>
+        <w:t>- $50 Confederate (1864) — `1c714347`</w:t>
+      </w:r>
+    </w:p>
+    <w:p>
+      <w:r>
+        <w:t>- $5 Confederate (1861) — `257a0f1b`</w:t>
+      </w:r>
+    </w:p>
+    <w:p/>
+    <w:p>
+      <w:r>
+        <w:t>**Ideal workflow going forward:** whenever you drop completed renders into that folder structure (with doc_id filenames + manifest.csv), I can ingest an entire batch in under 2 minutes. The manifest CSV tells me exactly what to do — no guesswork.</w:t>
+      </w:r>
+    </w:p>
     <w:sectPr>
       <w:pgSz w:w="12240" w:h="15840"/>
       <w:pgMar w:top="720" w:right="720" w:bottom="720" w:left="720" w:header="720" w:footer="720" w:gutter="0"/>
@@ -602,9 +1116,239 @@
     </w:lvl>
   </w:abstractNum>
   <w:abstractNum w:abstractNumId="2" w15:restartNumberingAfterBreak="0">
+    <w:nsid w:val="22FA7BF1"/>
+    <w:multiLevelType w:val="multilevel"/>
+    <w:tmpl w:val="6032E924"/>
+    <w:lvl w:ilvl="0">
+      <w:start w:val="1"/>
+      <w:numFmt w:val="decimal"/>
+      <w:lvlText w:val="%1."/>
+      <w:lvlJc w:val="left"/>
+      <w:pPr>
+        <w:tabs>
+          <w:tab w:val="num" w:pos="720"/>
+        </w:tabs>
+        <w:ind w:left="720" w:hanging="360"/>
+      </w:pPr>
+    </w:lvl>
+    <w:lvl w:ilvl="1">
+      <w:start w:val="1"/>
+      <w:numFmt w:val="bullet"/>
+      <w:lvlText w:val=""/>
+      <w:lvlJc w:val="left"/>
+      <w:pPr>
+        <w:tabs>
+          <w:tab w:val="num" w:pos="1440"/>
+        </w:tabs>
+        <w:ind w:left="1440" w:hanging="360"/>
+      </w:pPr>
+      <w:rPr>
+        <w:rFonts w:ascii="Symbol" w:hAnsi="Symbol" w:hint="default"/>
+        <w:sz w:val="20"/>
+      </w:rPr>
+    </w:lvl>
+    <w:lvl w:ilvl="2" w:tentative="1">
+      <w:start w:val="1"/>
+      <w:numFmt w:val="decimal"/>
+      <w:lvlText w:val="%3."/>
+      <w:lvlJc w:val="left"/>
+      <w:pPr>
+        <w:tabs>
+          <w:tab w:val="num" w:pos="2160"/>
+        </w:tabs>
+        <w:ind w:left="2160" w:hanging="360"/>
+      </w:pPr>
+    </w:lvl>
+    <w:lvl w:ilvl="3" w:tentative="1">
+      <w:start w:val="1"/>
+      <w:numFmt w:val="decimal"/>
+      <w:lvlText w:val="%4."/>
+      <w:lvlJc w:val="left"/>
+      <w:pPr>
+        <w:tabs>
+          <w:tab w:val="num" w:pos="2880"/>
+        </w:tabs>
+        <w:ind w:left="2880" w:hanging="360"/>
+      </w:pPr>
+    </w:lvl>
+    <w:lvl w:ilvl="4" w:tentative="1">
+      <w:start w:val="1"/>
+      <w:numFmt w:val="decimal"/>
+      <w:lvlText w:val="%5."/>
+      <w:lvlJc w:val="left"/>
+      <w:pPr>
+        <w:tabs>
+          <w:tab w:val="num" w:pos="3600"/>
+        </w:tabs>
+        <w:ind w:left="3600" w:hanging="360"/>
+      </w:pPr>
+    </w:lvl>
+    <w:lvl w:ilvl="5" w:tentative="1">
+      <w:start w:val="1"/>
+      <w:numFmt w:val="decimal"/>
+      <w:lvlText w:val="%6."/>
+      <w:lvlJc w:val="left"/>
+      <w:pPr>
+        <w:tabs>
+          <w:tab w:val="num" w:pos="4320"/>
+        </w:tabs>
+        <w:ind w:left="4320" w:hanging="360"/>
+      </w:pPr>
+    </w:lvl>
+    <w:lvl w:ilvl="6" w:tentative="1">
+      <w:start w:val="1"/>
+      <w:numFmt w:val="decimal"/>
+      <w:lvlText w:val="%7."/>
+      <w:lvlJc w:val="left"/>
+      <w:pPr>
+        <w:tabs>
+          <w:tab w:val="num" w:pos="5040"/>
+        </w:tabs>
+        <w:ind w:left="5040" w:hanging="360"/>
+      </w:pPr>
+    </w:lvl>
+    <w:lvl w:ilvl="7" w:tentative="1">
+      <w:start w:val="1"/>
+      <w:numFmt w:val="decimal"/>
+      <w:lvlText w:val="%8."/>
+      <w:lvlJc w:val="left"/>
+      <w:pPr>
+        <w:tabs>
+          <w:tab w:val="num" w:pos="5760"/>
+        </w:tabs>
+        <w:ind w:left="5760" w:hanging="360"/>
+      </w:pPr>
+    </w:lvl>
+    <w:lvl w:ilvl="8" w:tentative="1">
+      <w:start w:val="1"/>
+      <w:numFmt w:val="decimal"/>
+      <w:lvlText w:val="%9."/>
+      <w:lvlJc w:val="left"/>
+      <w:pPr>
+        <w:tabs>
+          <w:tab w:val="num" w:pos="6480"/>
+        </w:tabs>
+        <w:ind w:left="6480" w:hanging="360"/>
+      </w:pPr>
+    </w:lvl>
+  </w:abstractNum>
+  <w:abstractNum w:abstractNumId="3" w15:restartNumberingAfterBreak="0">
     <w:nsid w:val="414E7F53"/>
     <w:multiLevelType w:val="multilevel"/>
     <w:tmpl w:val="B11E3E6E"/>
+    <w:lvl w:ilvl="0">
+      <w:start w:val="1"/>
+      <w:numFmt w:val="decimal"/>
+      <w:lvlText w:val="%1."/>
+      <w:lvlJc w:val="left"/>
+      <w:pPr>
+        <w:tabs>
+          <w:tab w:val="num" w:pos="720"/>
+        </w:tabs>
+        <w:ind w:left="720" w:hanging="360"/>
+      </w:pPr>
+    </w:lvl>
+    <w:lvl w:ilvl="1" w:tentative="1">
+      <w:start w:val="1"/>
+      <w:numFmt w:val="decimal"/>
+      <w:lvlText w:val="%2."/>
+      <w:lvlJc w:val="left"/>
+      <w:pPr>
+        <w:tabs>
+          <w:tab w:val="num" w:pos="1440"/>
+        </w:tabs>
+        <w:ind w:left="1440" w:hanging="360"/>
+      </w:pPr>
+    </w:lvl>
+    <w:lvl w:ilvl="2" w:tentative="1">
+      <w:start w:val="1"/>
+      <w:numFmt w:val="decimal"/>
+      <w:lvlText w:val="%3."/>
+      <w:lvlJc w:val="left"/>
+      <w:pPr>
+        <w:tabs>
+          <w:tab w:val="num" w:pos="2160"/>
+        </w:tabs>
+        <w:ind w:left="2160" w:hanging="360"/>
+      </w:pPr>
+    </w:lvl>
+    <w:lvl w:ilvl="3" w:tentative="1">
+      <w:start w:val="1"/>
+      <w:numFmt w:val="decimal"/>
+      <w:lvlText w:val="%4."/>
+      <w:lvlJc w:val="left"/>
+      <w:pPr>
+        <w:tabs>
+          <w:tab w:val="num" w:pos="2880"/>
+        </w:tabs>
+        <w:ind w:left="2880" w:hanging="360"/>
+      </w:pPr>
+    </w:lvl>
+    <w:lvl w:ilvl="4" w:tentative="1">
+      <w:start w:val="1"/>
+      <w:numFmt w:val="decimal"/>
+      <w:lvlText w:val="%5."/>
+      <w:lvlJc w:val="left"/>
+      <w:pPr>
+        <w:tabs>
+          <w:tab w:val="num" w:pos="3600"/>
+        </w:tabs>
+        <w:ind w:left="3600" w:hanging="360"/>
+      </w:pPr>
+    </w:lvl>
+    <w:lvl w:ilvl="5" w:tentative="1">
+      <w:start w:val="1"/>
+      <w:numFmt w:val="decimal"/>
+      <w:lvlText w:val="%6."/>
+      <w:lvlJc w:val="left"/>
+      <w:pPr>
+        <w:tabs>
+          <w:tab w:val="num" w:pos="4320"/>
+        </w:tabs>
+        <w:ind w:left="4320" w:hanging="360"/>
+      </w:pPr>
+    </w:lvl>
+    <w:lvl w:ilvl="6" w:tentative="1">
+      <w:start w:val="1"/>
+      <w:numFmt w:val="decimal"/>
+      <w:lvlText w:val="%7."/>
+      <w:lvlJc w:val="left"/>
+      <w:pPr>
+        <w:tabs>
+          <w:tab w:val="num" w:pos="5040"/>
+        </w:tabs>
+        <w:ind w:left="5040" w:hanging="360"/>
+      </w:pPr>
+    </w:lvl>
+    <w:lvl w:ilvl="7" w:tentative="1">
+      <w:start w:val="1"/>
+      <w:numFmt w:val="decimal"/>
+      <w:lvlText w:val="%8."/>
+      <w:lvlJc w:val="left"/>
+      <w:pPr>
+        <w:tabs>
+          <w:tab w:val="num" w:pos="5760"/>
+        </w:tabs>
+        <w:ind w:left="5760" w:hanging="360"/>
+      </w:pPr>
+    </w:lvl>
+    <w:lvl w:ilvl="8" w:tentative="1">
+      <w:start w:val="1"/>
+      <w:numFmt w:val="decimal"/>
+      <w:lvlText w:val="%9."/>
+      <w:lvlJc w:val="left"/>
+      <w:pPr>
+        <w:tabs>
+          <w:tab w:val="num" w:pos="6480"/>
+        </w:tabs>
+        <w:ind w:left="6480" w:hanging="360"/>
+      </w:pPr>
+    </w:lvl>
+  </w:abstractNum>
+  <w:abstractNum w:abstractNumId="4" w15:restartNumberingAfterBreak="0">
+    <w:nsid w:val="681B29F3"/>
+    <w:multiLevelType w:val="multilevel"/>
+    <w:tmpl w:val="38928118"/>
     <w:lvl w:ilvl="0">
       <w:start w:val="1"/>
       <w:numFmt w:val="decimal"/>
@@ -718,10 +1462,16 @@
     <w:abstractNumId w:val="0"/>
   </w:num>
   <w:num w:numId="2" w16cid:durableId="815533269">
-    <w:abstractNumId w:val="2"/>
+    <w:abstractNumId w:val="3"/>
   </w:num>
   <w:num w:numId="3" w16cid:durableId="158009783">
     <w:abstractNumId w:val="1"/>
+  </w:num>
+  <w:num w:numId="4" w16cid:durableId="1234664368">
+    <w:abstractNumId w:val="2"/>
+  </w:num>
+  <w:num w:numId="5" w16cid:durableId="2136211749">
+    <w:abstractNumId w:val="4"/>
   </w:num>
 </w:numbering>
 </file>
